--- a/report_hw1.docx
+++ b/report_hw1.docx
@@ -184,25 +184,7 @@
           <w:sz w:val="24"/>
           <w:szCs w:val="24"/>
         </w:rPr>
-        <w:t xml:space="preserve">. I started with the activation functions, then went on to the layers, and then the full MLP. In addition to </w:t>
-      </w:r>
-      <w:proofErr w:type="gramStart"/>
-      <w:r>
-        <w:rPr>
-          <w:rFonts w:ascii="Calibri" w:hAnsi="Calibri" w:cs="Calibri"/>
-          <w:sz w:val="24"/>
-          <w:szCs w:val="24"/>
-        </w:rPr>
-        <w:t>all of</w:t>
-      </w:r>
-      <w:proofErr w:type="gramEnd"/>
-      <w:r>
-        <w:rPr>
-          <w:rFonts w:ascii="Calibri" w:hAnsi="Calibri" w:cs="Calibri"/>
-          <w:sz w:val="24"/>
-          <w:szCs w:val="24"/>
-        </w:rPr>
-        <w:t xml:space="preserve"> the methods that were already provided, I created a </w:t>
+        <w:t xml:space="preserve">. I started with the activation functions, then went on to the layers, and then the full MLP. In addition to all of the methods that were already provided, I created a </w:t>
       </w:r>
       <w:proofErr w:type="spellStart"/>
       <w:r>
@@ -228,43 +210,7 @@
           <w:sz w:val="24"/>
           <w:szCs w:val="24"/>
         </w:rPr>
-        <w:t xml:space="preserve"> I tested each section thoroughly before moving on to the next, which saved me a lot of </w:t>
-      </w:r>
-      <w:proofErr w:type="gramStart"/>
-      <w:r>
-        <w:rPr>
-          <w:rFonts w:ascii="Calibri" w:hAnsi="Calibri" w:cs="Calibri"/>
-          <w:sz w:val="24"/>
-          <w:szCs w:val="24"/>
-        </w:rPr>
-        <w:t>headache</w:t>
-      </w:r>
-      <w:proofErr w:type="gramEnd"/>
-      <w:r>
-        <w:rPr>
-          <w:rFonts w:ascii="Calibri" w:hAnsi="Calibri" w:cs="Calibri"/>
-          <w:sz w:val="24"/>
-          <w:szCs w:val="24"/>
-        </w:rPr>
-        <w:t xml:space="preserve">. However, I ran into significant issues when doing integration testing, which I </w:t>
-      </w:r>
-      <w:proofErr w:type="gramStart"/>
-      <w:r>
-        <w:rPr>
-          <w:rFonts w:ascii="Calibri" w:hAnsi="Calibri" w:cs="Calibri"/>
-          <w:sz w:val="24"/>
-          <w:szCs w:val="24"/>
-        </w:rPr>
-        <w:t>discuss</w:t>
-      </w:r>
-      <w:proofErr w:type="gramEnd"/>
-      <w:r>
-        <w:rPr>
-          <w:rFonts w:ascii="Calibri" w:hAnsi="Calibri" w:cs="Calibri"/>
-          <w:sz w:val="24"/>
-          <w:szCs w:val="24"/>
-        </w:rPr>
-        <w:t xml:space="preserve"> later. Whenever you instantiate an MLP, I automatically assign the first layer as the input layer, which isn’t affected by backpropagation. During the backpropagation function call, I loop through all layers in reverse order and propagate the deltas and the gradients through the network. Finally, I update the weights and biases. </w:t>
+        <w:t xml:space="preserve"> I tested each section thoroughly before moving on to the next, which saved me a lot of headache. However, I ran into significant issues when doing integration testing, which I discuss later. Whenever you instantiate an MLP, I automatically assign the first layer as the input layer, which isn’t affected by backpropagation. During the backpropagation function call, I loop through all layers in reverse order and propagate the deltas and the gradients through the network. Finally, I update the weights and biases. </w:t>
       </w:r>
     </w:p>
     <w:p>
@@ -316,178 +262,70 @@
           <w:sz w:val="24"/>
           <w:szCs w:val="24"/>
         </w:rPr>
+        <w:t xml:space="preserve"> activation and the input layer uses linear activation. I used a dropout of 0.1 in the middle hidden layer. I trained with a learning rate of .001 and 3000 epochs, which took no time at all. I ran into some shaping issues whenever I first tried to run the model, and it led me to add a verbose argument to the MLP so that I could see each step of the </w:t>
+      </w:r>
+      <w:r>
+        <w:rPr>
+          <w:rFonts w:ascii="Calibri" w:hAnsi="Calibri" w:cs="Calibri"/>
+          <w:sz w:val="24"/>
+          <w:szCs w:val="24"/>
+        </w:rPr>
+        <w:t>training process. This led me to being able to figure out the issue, which was that I forgot to do a transpose when calculating the Hadamard product for non-output layers. After this was fixed, I started getting a training loss of about 0.2, which I thought was okay but I wanted to make it better. I experimented with different dropout values but it didn’t help much. After I printed out the table consisting of true values to predicted, I noticed that my model was only outputting positive predictions, due to my sigmoid activation function at the output. Thus, I changed the activation to linear and started to get really good predictions.</w:t>
+      </w:r>
+    </w:p>
+    <w:p>
+      <w:pPr>
+        <w:ind w:firstLine="720"/>
+        <w:rPr>
+          <w:rFonts w:ascii="Calibri" w:hAnsi="Calibri" w:cs="Calibri"/>
+          <w:sz w:val="24"/>
+          <w:szCs w:val="24"/>
+        </w:rPr>
+      </w:pPr>
+      <w:r>
+        <w:rPr>
+          <w:rFonts w:ascii="Calibri" w:hAnsi="Calibri" w:cs="Calibri"/>
+          <w:sz w:val="24"/>
+          <w:szCs w:val="24"/>
+        </w:rPr>
+        <w:t xml:space="preserve">For the MNIST application, I created an MLP with 4 layers, decreasing the fan-out each layer until a </w:t>
+      </w:r>
+      <w:proofErr w:type="spellStart"/>
+      <w:r>
+        <w:rPr>
+          <w:rFonts w:ascii="Calibri" w:hAnsi="Calibri" w:cs="Calibri"/>
+          <w:sz w:val="24"/>
+          <w:szCs w:val="24"/>
+        </w:rPr>
+        <w:t>softmax</w:t>
+      </w:r>
+      <w:proofErr w:type="spellEnd"/>
+      <w:r>
+        <w:rPr>
+          <w:rFonts w:ascii="Calibri" w:hAnsi="Calibri" w:cs="Calibri"/>
+          <w:sz w:val="24"/>
+          <w:szCs w:val="24"/>
+        </w:rPr>
+        <w:t xml:space="preserve"> layer with 10 outputs. I one-hot encoded the training labels and then ran the model. I got tons of errors. One of which was the shape of the output of my </w:t>
+      </w:r>
+      <w:proofErr w:type="spellStart"/>
+      <w:r>
+        <w:rPr>
+          <w:rFonts w:ascii="Calibri" w:hAnsi="Calibri" w:cs="Calibri"/>
+          <w:sz w:val="24"/>
+          <w:szCs w:val="24"/>
+        </w:rPr>
+        <w:t>softmax</w:t>
+      </w:r>
+      <w:proofErr w:type="spellEnd"/>
+      <w:r>
+        <w:rPr>
+          <w:rFonts w:ascii="Calibri" w:hAnsi="Calibri" w:cs="Calibri"/>
+          <w:sz w:val="24"/>
+          <w:szCs w:val="24"/>
+        </w:rPr>
         <w:t xml:space="preserve"> </w:t>
       </w:r>
-      <w:proofErr w:type="gramStart"/>
-      <w:r>
-        <w:rPr>
-          <w:rFonts w:ascii="Calibri" w:hAnsi="Calibri" w:cs="Calibri"/>
-          <w:sz w:val="24"/>
-          <w:szCs w:val="24"/>
-        </w:rPr>
-        <w:t>activation</w:t>
-      </w:r>
-      <w:proofErr w:type="gramEnd"/>
-      <w:r>
-        <w:rPr>
-          <w:rFonts w:ascii="Calibri" w:hAnsi="Calibri" w:cs="Calibri"/>
-          <w:sz w:val="24"/>
-          <w:szCs w:val="24"/>
-        </w:rPr>
-        <w:t xml:space="preserve"> and the input layer uses linear activation. I used a dropout of 0.1 in the </w:t>
-      </w:r>
-      <w:proofErr w:type="gramStart"/>
-      <w:r>
-        <w:rPr>
-          <w:rFonts w:ascii="Calibri" w:hAnsi="Calibri" w:cs="Calibri"/>
-          <w:sz w:val="24"/>
-          <w:szCs w:val="24"/>
-        </w:rPr>
-        <w:t>middle hidden</w:t>
-      </w:r>
-      <w:proofErr w:type="gramEnd"/>
-      <w:r>
-        <w:rPr>
-          <w:rFonts w:ascii="Calibri" w:hAnsi="Calibri" w:cs="Calibri"/>
-          <w:sz w:val="24"/>
-          <w:szCs w:val="24"/>
-        </w:rPr>
-        <w:t xml:space="preserve"> layer. I trained with a learning rate of .001 and 3000 epochs, which took no time at all. I ran into some shaping issues whenever I first tried to run the model, and it led me to add a verbose argument to the MLP so that I could see each step of the </w:t>
-      </w:r>
-      <w:r>
-        <w:rPr>
-          <w:rFonts w:ascii="Calibri" w:hAnsi="Calibri" w:cs="Calibri"/>
-          <w:sz w:val="24"/>
-          <w:szCs w:val="24"/>
-        </w:rPr>
-        <w:t xml:space="preserve">training process. This led me to being able to figure out the issue, which was that I forgot to do a transpose when calculating the Hadamard product for non-output layers. After this was fixed, I started getting a training loss of about 0.2, which I thought was </w:t>
-      </w:r>
-      <w:proofErr w:type="gramStart"/>
-      <w:r>
-        <w:rPr>
-          <w:rFonts w:ascii="Calibri" w:hAnsi="Calibri" w:cs="Calibri"/>
-          <w:sz w:val="24"/>
-          <w:szCs w:val="24"/>
-        </w:rPr>
-        <w:t>okay</w:t>
-      </w:r>
-      <w:proofErr w:type="gramEnd"/>
-      <w:r>
-        <w:rPr>
-          <w:rFonts w:ascii="Calibri" w:hAnsi="Calibri" w:cs="Calibri"/>
-          <w:sz w:val="24"/>
-          <w:szCs w:val="24"/>
-        </w:rPr>
-        <w:t xml:space="preserve"> but I wanted to make it better. I experimented with different dropout </w:t>
-      </w:r>
-      <w:proofErr w:type="gramStart"/>
-      <w:r>
-        <w:rPr>
-          <w:rFonts w:ascii="Calibri" w:hAnsi="Calibri" w:cs="Calibri"/>
-          <w:sz w:val="24"/>
-          <w:szCs w:val="24"/>
-        </w:rPr>
-        <w:t>values</w:t>
-      </w:r>
-      <w:proofErr w:type="gramEnd"/>
-      <w:r>
-        <w:rPr>
-          <w:rFonts w:ascii="Calibri" w:hAnsi="Calibri" w:cs="Calibri"/>
-          <w:sz w:val="24"/>
-          <w:szCs w:val="24"/>
-        </w:rPr>
-        <w:t xml:space="preserve"> but it didn’t help much. After I printed out the table consisting of true values to predicted, I noticed that my model was only outputting positive predictions, due to my sigmoid activation function at the output. Thus, I changed the activation to linear and started to get </w:t>
-      </w:r>
-      <w:proofErr w:type="gramStart"/>
-      <w:r>
-        <w:rPr>
-          <w:rFonts w:ascii="Calibri" w:hAnsi="Calibri" w:cs="Calibri"/>
-          <w:sz w:val="24"/>
-          <w:szCs w:val="24"/>
-        </w:rPr>
-        <w:t>really good</w:t>
-      </w:r>
-      <w:proofErr w:type="gramEnd"/>
-      <w:r>
-        <w:rPr>
-          <w:rFonts w:ascii="Calibri" w:hAnsi="Calibri" w:cs="Calibri"/>
-          <w:sz w:val="24"/>
-          <w:szCs w:val="24"/>
-        </w:rPr>
-        <w:t xml:space="preserve"> predictions.</w:t>
-      </w:r>
-    </w:p>
-    <w:p>
-      <w:pPr>
-        <w:ind w:firstLine="720"/>
-        <w:rPr>
-          <w:rFonts w:ascii="Calibri" w:hAnsi="Calibri" w:cs="Calibri"/>
-          <w:sz w:val="24"/>
-          <w:szCs w:val="24"/>
-        </w:rPr>
-      </w:pPr>
-      <w:r>
-        <w:rPr>
-          <w:rFonts w:ascii="Calibri" w:hAnsi="Calibri" w:cs="Calibri"/>
-          <w:sz w:val="24"/>
-          <w:szCs w:val="24"/>
-        </w:rPr>
-        <w:t xml:space="preserve">For the MNIST application, I created an MLP with 4 layers, decreasing the fan-out each layer until a </w:t>
-      </w:r>
-      <w:proofErr w:type="spellStart"/>
-      <w:r>
-        <w:rPr>
-          <w:rFonts w:ascii="Calibri" w:hAnsi="Calibri" w:cs="Calibri"/>
-          <w:sz w:val="24"/>
-          <w:szCs w:val="24"/>
-        </w:rPr>
-        <w:t>softmax</w:t>
-      </w:r>
-      <w:proofErr w:type="spellEnd"/>
-      <w:r>
-        <w:rPr>
-          <w:rFonts w:ascii="Calibri" w:hAnsi="Calibri" w:cs="Calibri"/>
-          <w:sz w:val="24"/>
-          <w:szCs w:val="24"/>
-        </w:rPr>
-        <w:t xml:space="preserve"> layer with 10 outputs. I </w:t>
-      </w:r>
-      <w:proofErr w:type="gramStart"/>
-      <w:r>
-        <w:rPr>
-          <w:rFonts w:ascii="Calibri" w:hAnsi="Calibri" w:cs="Calibri"/>
-          <w:sz w:val="24"/>
-          <w:szCs w:val="24"/>
-        </w:rPr>
-        <w:t>one-hot encoded the training labels</w:t>
-      </w:r>
-      <w:proofErr w:type="gramEnd"/>
-      <w:r>
-        <w:rPr>
-          <w:rFonts w:ascii="Calibri" w:hAnsi="Calibri" w:cs="Calibri"/>
-          <w:sz w:val="24"/>
-          <w:szCs w:val="24"/>
-        </w:rPr>
-        <w:t xml:space="preserve"> and then ran the model. I got tons of errors. One of which was the shape of the output of my </w:t>
-      </w:r>
-      <w:proofErr w:type="spellStart"/>
-      <w:r>
-        <w:rPr>
-          <w:rFonts w:ascii="Calibri" w:hAnsi="Calibri" w:cs="Calibri"/>
-          <w:sz w:val="24"/>
-          <w:szCs w:val="24"/>
-        </w:rPr>
-        <w:t>softmax</w:t>
-      </w:r>
-      <w:proofErr w:type="spellEnd"/>
-      <w:r>
-        <w:rPr>
-          <w:rFonts w:ascii="Calibri" w:hAnsi="Calibri" w:cs="Calibri"/>
-          <w:sz w:val="24"/>
-          <w:szCs w:val="24"/>
-        </w:rPr>
-        <w:t xml:space="preserve"> </w:t>
-      </w:r>
       <w:r>
         <w:rPr>
           <w:rFonts w:ascii="Calibri" w:hAnsi="Calibri" w:cs="Calibri"/>
@@ -495,25 +333,7 @@
           <w:szCs w:val="24"/>
         </w:rPr>
         <w:lastRenderedPageBreak/>
-        <w:t xml:space="preserve">derivative, which was incompatible with my layer backward function. After fixing that, I was still getting crazy losses, so I normalized my data and that fixed the issue. The model was having trouble converging so I increased the learning rate to 0.01 and it converged </w:t>
-      </w:r>
-      <w:proofErr w:type="gramStart"/>
-      <w:r>
-        <w:rPr>
-          <w:rFonts w:ascii="Calibri" w:hAnsi="Calibri" w:cs="Calibri"/>
-          <w:sz w:val="24"/>
-          <w:szCs w:val="24"/>
-        </w:rPr>
-        <w:t>pretty fast</w:t>
-      </w:r>
-      <w:proofErr w:type="gramEnd"/>
-      <w:r>
-        <w:rPr>
-          <w:rFonts w:ascii="Calibri" w:hAnsi="Calibri" w:cs="Calibri"/>
-          <w:sz w:val="24"/>
-          <w:szCs w:val="24"/>
-        </w:rPr>
-        <w:t xml:space="preserve">. It took a lot longer per epoch to train the model, which I assume to be because of the data size difference. On my CPU, it took about 3 minutes to do 50 epochs, and I ended up with some really good results. </w:t>
+        <w:t xml:space="preserve">derivative, which was incompatible with my layer backward function. After fixing that, I was still getting crazy losses, so I normalized my data and that fixed the issue. The model was having trouble converging so I increased the learning rate to 0.01 and it converged pretty fast. It took a lot longer per epoch to train the model, which I assume to be because of the data size difference. On my CPU, it took about 3 minutes to do 50 epochs, and I ended up with some really good results. </w:t>
       </w:r>
     </w:p>
     <w:p>
@@ -674,25 +494,7 @@
           <w:sz w:val="24"/>
           <w:szCs w:val="24"/>
         </w:rPr>
-        <w:t xml:space="preserve">Training loss for epoch </w:t>
-      </w:r>
-      <w:proofErr w:type="gramStart"/>
-      <w:r>
-        <w:rPr>
-          <w:rFonts w:ascii="Calibri" w:hAnsi="Calibri" w:cs="Calibri"/>
-          <w:sz w:val="24"/>
-          <w:szCs w:val="24"/>
-        </w:rPr>
-        <w:t>2998 :</w:t>
-      </w:r>
-      <w:proofErr w:type="gramEnd"/>
-      <w:r>
-        <w:rPr>
-          <w:rFonts w:ascii="Calibri" w:hAnsi="Calibri" w:cs="Calibri"/>
-          <w:sz w:val="24"/>
-          <w:szCs w:val="24"/>
-        </w:rPr>
-        <w:t xml:space="preserve"> 0.04775006013219835</w:t>
+        <w:t>Training loss for epoch 2998 : 0.04775006013219835</w:t>
       </w:r>
     </w:p>
     <w:p>
@@ -743,43 +545,7 @@
           <w:sz w:val="24"/>
           <w:szCs w:val="24"/>
         </w:rPr>
-        <w:t xml:space="preserve">Training loss for </w:t>
-      </w:r>
-      <w:proofErr w:type="gramStart"/>
-      <w:r>
-        <w:rPr>
-          <w:rFonts w:ascii="Calibri" w:hAnsi="Calibri" w:cs="Calibri"/>
-          <w:sz w:val="24"/>
-          <w:szCs w:val="24"/>
-        </w:rPr>
-        <w:t>epoch</w:t>
-      </w:r>
-      <w:proofErr w:type="gramEnd"/>
-      <w:r>
-        <w:rPr>
-          <w:rFonts w:ascii="Calibri" w:hAnsi="Calibri" w:cs="Calibri"/>
-          <w:sz w:val="24"/>
-          <w:szCs w:val="24"/>
-        </w:rPr>
-        <w:t xml:space="preserve"> </w:t>
-      </w:r>
-      <w:proofErr w:type="gramStart"/>
-      <w:r>
-        <w:rPr>
-          <w:rFonts w:ascii="Calibri" w:hAnsi="Calibri" w:cs="Calibri"/>
-          <w:sz w:val="24"/>
-          <w:szCs w:val="24"/>
-        </w:rPr>
-        <w:t>2999 :</w:t>
-      </w:r>
-      <w:proofErr w:type="gramEnd"/>
-      <w:r>
-        <w:rPr>
-          <w:rFonts w:ascii="Calibri" w:hAnsi="Calibri" w:cs="Calibri"/>
-          <w:sz w:val="24"/>
-          <w:szCs w:val="24"/>
-        </w:rPr>
-        <w:t xml:space="preserve"> 0.04430096264989619</w:t>
+        <w:t>Training loss for epoch 2999 : 0.04430096264989619</w:t>
       </w:r>
     </w:p>
     <w:p>
@@ -866,25 +632,7 @@
           <w:sz w:val="24"/>
           <w:szCs w:val="24"/>
         </w:rPr>
-        <w:t xml:space="preserve">   True </w:t>
-      </w:r>
-      <w:proofErr w:type="gramStart"/>
-      <w:r>
-        <w:rPr>
-          <w:rFonts w:ascii="Calibri" w:hAnsi="Calibri" w:cs="Calibri"/>
-          <w:sz w:val="24"/>
-          <w:szCs w:val="24"/>
-        </w:rPr>
-        <w:t>MPG  Predicted</w:t>
-      </w:r>
-      <w:proofErr w:type="gramEnd"/>
-      <w:r>
-        <w:rPr>
-          <w:rFonts w:ascii="Calibri" w:hAnsi="Calibri" w:cs="Calibri"/>
-          <w:sz w:val="24"/>
-          <w:szCs w:val="24"/>
-        </w:rPr>
-        <w:t xml:space="preserve"> MPG</w:t>
+        <w:t xml:space="preserve">   True MPG  Predicted MPG</w:t>
       </w:r>
     </w:p>
     <w:p>
@@ -912,104 +660,64 @@
           <w:szCs w:val="24"/>
         </w:rPr>
       </w:pPr>
-      <w:proofErr w:type="gramStart"/>
-      <w:r>
-        <w:rPr>
-          <w:rFonts w:ascii="Calibri" w:hAnsi="Calibri" w:cs="Calibri"/>
-          <w:sz w:val="24"/>
-          <w:szCs w:val="24"/>
-        </w:rPr>
-        <w:t>1  0.294705</w:t>
-      </w:r>
-      <w:proofErr w:type="gramEnd"/>
-      <w:r>
-        <w:rPr>
-          <w:rFonts w:ascii="Calibri" w:hAnsi="Calibri" w:cs="Calibri"/>
-          <w:sz w:val="24"/>
-          <w:szCs w:val="24"/>
-        </w:rPr>
-        <w:t xml:space="preserve">       0.906034</w:t>
-      </w:r>
-    </w:p>
-    <w:p>
-      <w:pPr>
-        <w:rPr>
-          <w:rFonts w:ascii="Calibri" w:hAnsi="Calibri" w:cs="Calibri"/>
-          <w:sz w:val="24"/>
-          <w:szCs w:val="24"/>
-        </w:rPr>
-      </w:pPr>
-      <w:proofErr w:type="gramStart"/>
-      <w:r>
-        <w:rPr>
-          <w:rFonts w:ascii="Calibri" w:hAnsi="Calibri" w:cs="Calibri"/>
-          <w:sz w:val="24"/>
-          <w:szCs w:val="24"/>
-        </w:rPr>
-        <w:t>2  0.294705</w:t>
-      </w:r>
-      <w:proofErr w:type="gramEnd"/>
-      <w:r>
-        <w:rPr>
-          <w:rFonts w:ascii="Calibri" w:hAnsi="Calibri" w:cs="Calibri"/>
-          <w:sz w:val="24"/>
-          <w:szCs w:val="24"/>
-        </w:rPr>
-        <w:t xml:space="preserve">       1.095813</w:t>
-      </w:r>
-    </w:p>
-    <w:p>
-      <w:pPr>
-        <w:rPr>
-          <w:rFonts w:ascii="Calibri" w:hAnsi="Calibri" w:cs="Calibri"/>
-          <w:sz w:val="24"/>
-          <w:szCs w:val="24"/>
-        </w:rPr>
-      </w:pPr>
-      <w:proofErr w:type="gramStart"/>
-      <w:r>
-        <w:rPr>
-          <w:rFonts w:ascii="Calibri" w:hAnsi="Calibri" w:cs="Calibri"/>
-          <w:sz w:val="24"/>
-          <w:szCs w:val="24"/>
-        </w:rPr>
-        <w:t>3  0.169957</w:t>
-      </w:r>
-      <w:proofErr w:type="gramEnd"/>
-      <w:r>
-        <w:rPr>
-          <w:rFonts w:ascii="Calibri" w:hAnsi="Calibri" w:cs="Calibri"/>
-          <w:sz w:val="24"/>
-          <w:szCs w:val="24"/>
-        </w:rPr>
-        <w:t xml:space="preserve">       0.628896</w:t>
-      </w:r>
-    </w:p>
-    <w:p>
-      <w:pPr>
-        <w:rPr>
-          <w:rFonts w:ascii="Calibri" w:hAnsi="Calibri" w:cs="Calibri"/>
-          <w:sz w:val="24"/>
-          <w:szCs w:val="24"/>
-        </w:rPr>
-      </w:pPr>
-      <w:proofErr w:type="gramStart"/>
-      <w:r>
-        <w:rPr>
-          <w:rFonts w:ascii="Calibri" w:hAnsi="Calibri" w:cs="Calibri"/>
-          <w:sz w:val="24"/>
-          <w:szCs w:val="24"/>
-        </w:rPr>
-        <w:t>4  0.768745</w:t>
-      </w:r>
-      <w:proofErr w:type="gramEnd"/>
-      <w:r>
-        <w:rPr>
-          <w:rFonts w:ascii="Calibri" w:hAnsi="Calibri" w:cs="Calibri"/>
-          <w:sz w:val="24"/>
-          <w:szCs w:val="24"/>
-        </w:rPr>
-        <w:t xml:space="preserve">       1.550235</w:t>
+      <w:r>
+        <w:rPr>
+          <w:rFonts w:ascii="Calibri" w:hAnsi="Calibri" w:cs="Calibri"/>
+          <w:sz w:val="24"/>
+          <w:szCs w:val="24"/>
+        </w:rPr>
+        <w:t>1  0.294705       0.906034</w:t>
+      </w:r>
+    </w:p>
+    <w:p>
+      <w:pPr>
+        <w:rPr>
+          <w:rFonts w:ascii="Calibri" w:hAnsi="Calibri" w:cs="Calibri"/>
+          <w:sz w:val="24"/>
+          <w:szCs w:val="24"/>
+        </w:rPr>
+      </w:pPr>
+      <w:r>
+        <w:rPr>
+          <w:rFonts w:ascii="Calibri" w:hAnsi="Calibri" w:cs="Calibri"/>
+          <w:sz w:val="24"/>
+          <w:szCs w:val="24"/>
+        </w:rPr>
+        <w:t>2  0.294705       1.095813</w:t>
+      </w:r>
+    </w:p>
+    <w:p>
+      <w:pPr>
+        <w:rPr>
+          <w:rFonts w:ascii="Calibri" w:hAnsi="Calibri" w:cs="Calibri"/>
+          <w:sz w:val="24"/>
+          <w:szCs w:val="24"/>
+        </w:rPr>
+      </w:pPr>
+      <w:r>
+        <w:rPr>
+          <w:rFonts w:ascii="Calibri" w:hAnsi="Calibri" w:cs="Calibri"/>
+          <w:sz w:val="24"/>
+          <w:szCs w:val="24"/>
+        </w:rPr>
+        <w:t>3  0.169957       0.628896</w:t>
+      </w:r>
+    </w:p>
+    <w:p>
+      <w:pPr>
+        <w:rPr>
+          <w:rFonts w:ascii="Calibri" w:hAnsi="Calibri" w:cs="Calibri"/>
+          <w:sz w:val="24"/>
+          <w:szCs w:val="24"/>
+        </w:rPr>
+      </w:pPr>
+      <w:r>
+        <w:rPr>
+          <w:rFonts w:ascii="Calibri" w:hAnsi="Calibri" w:cs="Calibri"/>
+          <w:sz w:val="24"/>
+          <w:szCs w:val="24"/>
+        </w:rPr>
+        <w:t>4  0.768745       1.550235</w:t>
       </w:r>
     </w:p>
     <w:p>
@@ -1198,10 +906,10 @@
         </w:rPr>
         <w:lastRenderedPageBreak/>
         <w:drawing>
-          <wp:inline distT="0" distB="0" distL="0" distR="0" wp14:anchorId="29987F7B" wp14:editId="2A98AE2A">
-            <wp:extent cx="5943600" cy="3276600"/>
+          <wp:inline distT="0" distB="0" distL="0" distR="0" wp14:anchorId="7043E761" wp14:editId="477053C0">
+            <wp:extent cx="5943600" cy="3296920"/>
             <wp:effectExtent l="0" t="0" r="0" b="0"/>
-            <wp:docPr id="2135895469" name="Picture 1" descr="A graph of a graph&#10;&#10;AI-generated content may be incorrect."/>
+            <wp:docPr id="1882471907" name="Picture 1" descr="A graph of a person&#10;&#10;AI-generated content may be incorrect."/>
             <wp:cNvGraphicFramePr>
               <a:graphicFrameLocks xmlns:a="http://schemas.openxmlformats.org/drawingml/2006/main" noChangeAspect="1"/>
             </wp:cNvGraphicFramePr>
@@ -1209,7 +917,7 @@
               <a:graphicData uri="http://schemas.openxmlformats.org/drawingml/2006/picture">
                 <pic:pic xmlns:pic="http://schemas.openxmlformats.org/drawingml/2006/picture">
                   <pic:nvPicPr>
-                    <pic:cNvPr id="2135895469" name="Picture 1" descr="A graph of a graph&#10;&#10;AI-generated content may be incorrect."/>
+                    <pic:cNvPr id="1882471907" name="Picture 1" descr="A graph of a person&#10;&#10;AI-generated content may be incorrect."/>
                     <pic:cNvPicPr/>
                   </pic:nvPicPr>
                   <pic:blipFill>
@@ -1221,7 +929,7 @@
                   <pic:spPr>
                     <a:xfrm>
                       <a:off x="0" y="0"/>
-                      <a:ext cx="5943600" cy="3276600"/>
+                      <a:ext cx="5943600" cy="3296920"/>
                     </a:xfrm>
                     <a:prstGeom prst="rect">
                       <a:avLst/>
@@ -1265,42 +973,24 @@
           <w:sz w:val="24"/>
           <w:szCs w:val="24"/>
         </w:rPr>
-        <w:t xml:space="preserve">Training loss for epoch </w:t>
-      </w:r>
-      <w:proofErr w:type="gramStart"/>
-      <w:r>
-        <w:rPr>
-          <w:rFonts w:ascii="Calibri" w:hAnsi="Calibri" w:cs="Calibri"/>
-          <w:sz w:val="24"/>
-          <w:szCs w:val="24"/>
-        </w:rPr>
-        <w:t>49 :</w:t>
-      </w:r>
-      <w:proofErr w:type="gramEnd"/>
-      <w:r>
-        <w:rPr>
-          <w:rFonts w:ascii="Calibri" w:hAnsi="Calibri" w:cs="Calibri"/>
-          <w:sz w:val="24"/>
-          <w:szCs w:val="24"/>
-        </w:rPr>
-        <w:t xml:space="preserve"> 0.04885913060139625</w:t>
-      </w:r>
-    </w:p>
-    <w:p>
-      <w:pPr>
-        <w:rPr>
-          <w:rFonts w:ascii="Calibri" w:hAnsi="Calibri" w:cs="Calibri"/>
-          <w:sz w:val="24"/>
-          <w:szCs w:val="24"/>
-        </w:rPr>
-      </w:pPr>
-      <w:r>
-        <w:rPr>
-          <w:rFonts w:ascii="Calibri" w:hAnsi="Calibri" w:cs="Calibri"/>
-          <w:sz w:val="24"/>
-          <w:szCs w:val="24"/>
-        </w:rPr>
-        <w:t>Validation loss for epoch 49: 0.6135188752044981</w:t>
+        <w:t>Training loss for epoch 49 : 0.044202608478177745</w:t>
+      </w:r>
+    </w:p>
+    <w:p>
+      <w:pPr>
+        <w:rPr>
+          <w:rFonts w:ascii="Calibri" w:hAnsi="Calibri" w:cs="Calibri"/>
+          <w:sz w:val="24"/>
+          <w:szCs w:val="24"/>
+        </w:rPr>
+      </w:pPr>
+      <w:r>
+        <w:rPr>
+          <w:rFonts w:ascii="Calibri" w:hAnsi="Calibri" w:cs="Calibri"/>
+          <w:sz w:val="24"/>
+          <w:szCs w:val="24"/>
+        </w:rPr>
+        <w:t>Validation loss for epoch 49: 0.01728707359360233</w:t>
       </w:r>
     </w:p>
     <w:p>
@@ -1505,25 +1195,7 @@
           <w:sz w:val="24"/>
           <w:szCs w:val="24"/>
         </w:rPr>
-        <w:t xml:space="preserve">This was a very fun </w:t>
-      </w:r>
-      <w:proofErr w:type="gramStart"/>
-      <w:r>
-        <w:rPr>
-          <w:rFonts w:ascii="Calibri" w:hAnsi="Calibri" w:cs="Calibri"/>
-          <w:sz w:val="24"/>
-          <w:szCs w:val="24"/>
-        </w:rPr>
-        <w:t>project</w:t>
-      </w:r>
-      <w:proofErr w:type="gramEnd"/>
-      <w:r>
-        <w:rPr>
-          <w:rFonts w:ascii="Calibri" w:hAnsi="Calibri" w:cs="Calibri"/>
-          <w:sz w:val="24"/>
-          <w:szCs w:val="24"/>
-        </w:rPr>
-        <w:t xml:space="preserve"> and I learned a lot. The results that I got for both applications were very good to say the least, and this is without any optimizers like </w:t>
+        <w:t xml:space="preserve">This was a very fun project and I learned a lot. The results that I got for both applications were very good to say the least, and this is without any optimizers like </w:t>
       </w:r>
       <w:proofErr w:type="spellStart"/>
       <w:r>
@@ -1541,43 +1213,7 @@
           <w:sz w:val="24"/>
           <w:szCs w:val="24"/>
         </w:rPr>
-        <w:t xml:space="preserve"> or ADAM. The dropout helped propel the </w:t>
-      </w:r>
-      <w:proofErr w:type="gramStart"/>
-      <w:r>
-        <w:rPr>
-          <w:rFonts w:ascii="Calibri" w:hAnsi="Calibri" w:cs="Calibri"/>
-          <w:sz w:val="24"/>
-          <w:szCs w:val="24"/>
-        </w:rPr>
-        <w:t>loss down</w:t>
-      </w:r>
-      <w:proofErr w:type="gramEnd"/>
-      <w:r>
-        <w:rPr>
-          <w:rFonts w:ascii="Calibri" w:hAnsi="Calibri" w:cs="Calibri"/>
-          <w:sz w:val="24"/>
-          <w:szCs w:val="24"/>
-        </w:rPr>
-        <w:t xml:space="preserve"> which led to really good results. I specifically learned a lot about the low-level computations that a neural network does at the batch level, whereas I previously only knew how to do it at the SGD level. I also learned how to take the derivatives of some of these cool activation functions like MISH. All in all, this was a </w:t>
-      </w:r>
-      <w:proofErr w:type="gramStart"/>
-      <w:r>
-        <w:rPr>
-          <w:rFonts w:ascii="Calibri" w:hAnsi="Calibri" w:cs="Calibri"/>
-          <w:sz w:val="24"/>
-          <w:szCs w:val="24"/>
-        </w:rPr>
-        <w:t>really cool</w:t>
-      </w:r>
-      <w:proofErr w:type="gramEnd"/>
-      <w:r>
-        <w:rPr>
-          <w:rFonts w:ascii="Calibri" w:hAnsi="Calibri" w:cs="Calibri"/>
-          <w:sz w:val="24"/>
-          <w:szCs w:val="24"/>
-        </w:rPr>
-        <w:t xml:space="preserve"> and fun project to learn the basis of all AI applications that exist today.</w:t>
+        <w:t xml:space="preserve"> or ADAM. The dropout helped propel the loss down which led to really good results. I specifically learned a lot about the low-level computations that a neural network does at the batch level, whereas I previously only knew how to do it at the SGD level. I also learned how to take the derivatives of some of these cool activation functions like MISH. All in all, this was a really cool and fun project to learn the basis of all AI applications that exist today.</w:t>
       </w:r>
     </w:p>
     <w:sectPr>
